--- a/28_College/teacher_prep/PD_Version_6_Hours_Non_Credit.docx
+++ b/28_College/teacher_prep/PD_Version_6_Hours_Non_Credit.docx
@@ -89,7 +89,7 @@
           <w:color w:val="5A5C70"/>
           <w:sz w:val="17"/>
         </w:rPr>
-        <w:t>A free kit by Competence Collective · competencecollective.org · October 2026</w:t>
+        <w:t>Hackles · a free kit · quillsup.org · October 2026</w:t>
       </w:r>
     </w:p>
     <w:p>
@@ -144,7 +144,7 @@
     </w:p>
     <w:tbl>
       <w:tblPr>
-        <w:tblW w:type="dxa" w:w="9792"/>
+        <w:tblW w:type="dxa" w:w="9791"/>
         <w:tblBorders>
           <w:top w:val="single" w:sz="12" w:space="0" w:color="2B2D42"/>
           <w:left w:val="nil"/>
@@ -575,7 +575,7 @@
                 <w:rFonts w:ascii="Calibri" w:hAnsi="Calibri"/>
                 <w:sz w:val="19"/>
               </w:rPr>
-              <w:t>Free kit. If your institution charges a fee, keep it to cost recovery and confirm with counsel and Competence Collective whether the fee is consistent with the CC BY-NC license [COUNSEL TO CONFIRM]</w:t>
+              <w:t>Free kit. If your institution charges a fee, keep it to cost recovery and confirm with counsel and the Hackles team (through quillsup.org) whether the fee is consistent with the CC BY-NC license [COUNSEL TO CONFIRM]</w:t>
             </w:r>
           </w:p>
         </w:tc>
@@ -3213,7 +3213,7 @@
               <w:rPr>
                 <w:sz w:val="19"/>
               </w:rPr>
-              <w:t xml:space="preserve"> Hackles is a free kit from Competence Collective. Lesson text and teaching materials are CC BY-NC 4.0. The Hackles name, logos, characters and artwork are not covered by that license. Hackles has not been evaluated in a controlled trial.</w:t>
+              <w:t xml:space="preserve"> Hackles is a free kit (quillsup.org). Lesson text and teaching materials are CC BY-NC 4.0. The Hackles name, logos, characters and artwork are not covered by that license. Hackles has not been evaluated in a controlled trial.</w:t>
             </w:r>
           </w:p>
         </w:tc>
@@ -3409,7 +3409,7 @@
       </w:pPr>
       <w:r>
         <w:rPr/>
-        <w:t>If you want formal approval, apply to the relevant state agency or district through its own process. Competence Collective does not hold or apply for approvals on your behalf.</w:t>
+        <w:t>If you want formal approval, apply to the relevant state agency or district through its own process. The Hackles team does not hold or apply for approvals on your behalf.</w:t>
       </w:r>
     </w:p>
     <w:p>
@@ -3589,7 +3589,7 @@
         <w:color w:val="5A5C70"/>
         <w:sz w:val="14"/>
       </w:rPr>
-      <w:t>Hackles · © 2026 Competence Collective · competencecollective.org · Text CC BY-NC 4.0 · Name, logos and art: all rights reserved</w:t>
+      <w:t>Hackles · quillsup.org · © 2026 Competence Collective · Text CC BY-NC 4.0 · Name, logos and art: all rights reserved</w:t>
     </w:r>
     <w:r>
       <w:tab/>
@@ -3657,7 +3657,7 @@
         <w:color w:val="5A5C70"/>
         <w:sz w:val="14"/>
       </w:rPr>
-      <w:t>Hackles · © 2026 Competence Collective · competencecollective.org · Text CC BY-NC 4.0 · Name, logos and art: all rights reserved</w:t>
+      <w:t>Hackles · quillsup.org · © 2026 Competence Collective · Text CC BY-NC 4.0 · Name, logos and art: all rights reserved</w:t>
     </w:r>
     <w:r>
       <w:tab/>
